--- a/project/documents/reportletters/fconfirm.docx
+++ b/project/documents/reportletters/fconfirm.docx
@@ -2,6 +2,60 @@
 <file path=word/document.xml><?xml version="1.0" encoding="utf-8"?>
 <w:document xmlns:wpc="http://schemas.microsoft.com/office/word/2010/wordprocessingCanvas" xmlns:cx="http://schemas.microsoft.com/office/drawing/2014/chartex" xmlns:cx1="http://schemas.microsoft.com/office/drawing/2015/9/8/chartex" xmlns:cx2="http://schemas.microsoft.com/office/drawing/2015/10/21/chartex" xmlns:cx3="http://schemas.microsoft.com/office/drawing/2016/5/9/chartex" xmlns:cx4="http://schemas.microsoft.com/office/drawing/2016/5/10/chartex" xmlns:cx5="http://schemas.microsoft.com/office/drawing/2016/5/11/chartex" xmlns:cx6="http://schemas.microsoft.com/office/drawing/2016/5/12/chartex" xmlns:cx7="http://schemas.microsoft.com/office/drawing/2016/5/13/chartex" xmlns:cx8="http://schemas.microsoft.com/office/drawing/2016/5/14/chartex" xmlns:mc="http://schemas.openxmlformats.org/markup-compatibility/2006" xmlns:aink="http://schemas.microsoft.com/office/drawing/2016/ink" xmlns:am3d="http://schemas.microsoft.com/office/drawing/2017/model3d" xmlns:o="urn:schemas-microsoft-com:office:office" xmlns:oel="http://schemas.microsoft.com/office/2019/extlst" xmlns:r="http://schemas.openxmlformats.org/officeDocument/2006/relationships" xmlns:m="http://schemas.openxmlformats.org/officeDocument/2006/math" xmlns:v="urn:schemas-microsoft-com:vml" xmlns:wp14="http://schemas.microsoft.com/office/word/2010/wordprocessingDrawing" xmlns:wp="http://schemas.openxmlformats.org/drawingml/2006/wordprocessingDrawing" xmlns:w10="urn:schemas-microsoft-com:office:word" xmlns:w="http://schemas.openxmlformats.org/wordprocessingml/2006/main" xmlns:w14="http://schemas.microsoft.com/office/word/2010/wordml" xmlns:w15="http://schemas.microsoft.com/office/word/2012/wordml" xmlns:w16cex="http://schemas.microsoft.com/office/word/2018/wordml/cex" xmlns:w16cid="http://schemas.microsoft.com/office/word/2016/wordml/cid" xmlns:w16="http://schemas.microsoft.com/office/word/2018/wordml" xmlns:w16sdtdh="http://schemas.microsoft.com/office/word/2020/wordml/sdtdatahash" xmlns:w16se="http://schemas.microsoft.com/office/word/2015/wordml/symex" xmlns:wpg="http://schemas.microsoft.com/office/word/2010/wordprocessingGroup" xmlns:wpi="http://schemas.microsoft.com/office/word/2010/wordprocessingInk" xmlns:wne="http://schemas.microsoft.com/office/word/2006/wordml" xmlns:wps="http://schemas.microsoft.com/office/word/2010/wordprocessingShape" mc:Ignorable="w14 w15 w16se w16cid w16 w16cex w16sdtdh wp14">
   <w:body>
+    <w:p>
+      <w:r>
+        <w:t xml:space="preserve">Subject line: &lt;&lt;This.orgName&gt;&gt; &lt;&lt;This.clientRefNo&gt;&gt; / SLW Ref: &lt;&lt;This.matterNo&gt;&gt; / SLW Report out: </w:t>
+      </w:r>
+      <w:r>
+        <w:t>U.S. Filing Confirmation</w:t>
+      </w:r>
+    </w:p>
+    <w:p/>
+    <w:p/>
+    <w:p/>
+    <w:p/>
+    <w:p/>
+    <w:p>
+      <w:r>
+        <w:t>Dear &lt;&lt;recipientName&gt;&gt;:</w:t>
+      </w:r>
+    </w:p>
+    <w:p>
+      <w:r>
+        <w:t xml:space="preserve"> </w:t>
+      </w:r>
+    </w:p>
+    <w:p>
+      <w:r>
+        <w:t>I am pleased to attach a PDF file from the U.S. Patent Office showing the above application as it was electronically filed &lt;&lt;filedDate&gt;&gt;, under Serial No. &lt;&lt;serialNo&gt;&gt;.  A more formal notice will follow.</w:t>
+      </w:r>
+    </w:p>
+    <w:p>
+      <w:r>
+        <w:t xml:space="preserve"> </w:t>
+      </w:r>
+    </w:p>
+    <w:p>
+      <w:r>
+        <w:t>Thanks again for giving us the opportunity to assist you in the filing of this application.  We greatly appreciate your business.</w:t>
+      </w:r>
+    </w:p>
+    <w:p>
+      <w:r>
+        <w:t xml:space="preserve"> </w:t>
+      </w:r>
+    </w:p>
+    <w:p>
+      <w:r>
+        <w:t>Regards,</w:t>
+      </w:r>
+    </w:p>
+    <w:p>
+      <w:r>
+        <w:t>&lt;&lt;fullName&gt;&gt;</w:t>
+      </w:r>
+    </w:p>
+    <w:p/>
     <w:p/>
     <w:sectPr>
       <w:pgSz w:w="12240" w:h="15840"/>
@@ -40,6 +94,50 @@
     <w:lsdException w:name="Subtitle" w:qFormat="1"/>
     <w:lsdException w:name="Strong" w:qFormat="1"/>
     <w:lsdException w:name="Emphasis" w:qFormat="1"/>
+    <w:lsdException w:name="Normal Table" w:semiHidden="1" w:unhideWhenUsed="1"/>
+    <w:lsdException w:name="Table Simple 1" w:semiHidden="1" w:unhideWhenUsed="1"/>
+    <w:lsdException w:name="Table Simple 2" w:semiHidden="1" w:unhideWhenUsed="1"/>
+    <w:lsdException w:name="Table Simple 3" w:semiHidden="1" w:unhideWhenUsed="1"/>
+    <w:lsdException w:name="Table Classic 1" w:semiHidden="1" w:unhideWhenUsed="1"/>
+    <w:lsdException w:name="Table Classic 2" w:semiHidden="1" w:unhideWhenUsed="1"/>
+    <w:lsdException w:name="Table Classic 3" w:semiHidden="1" w:unhideWhenUsed="1"/>
+    <w:lsdException w:name="Table Classic 4" w:semiHidden="1" w:unhideWhenUsed="1"/>
+    <w:lsdException w:name="Table Colorful 1" w:semiHidden="1" w:unhideWhenUsed="1"/>
+    <w:lsdException w:name="Table Colorful 2" w:semiHidden="1" w:unhideWhenUsed="1"/>
+    <w:lsdException w:name="Table Colorful 3" w:semiHidden="1" w:unhideWhenUsed="1"/>
+    <w:lsdException w:name="Table Columns 1" w:semiHidden="1" w:unhideWhenUsed="1"/>
+    <w:lsdException w:name="Table Columns 2" w:semiHidden="1" w:unhideWhenUsed="1"/>
+    <w:lsdException w:name="Table Columns 3" w:semiHidden="1" w:unhideWhenUsed="1"/>
+    <w:lsdException w:name="Table Columns 4" w:semiHidden="1" w:unhideWhenUsed="1"/>
+    <w:lsdException w:name="Table Columns 5" w:semiHidden="1" w:unhideWhenUsed="1"/>
+    <w:lsdException w:name="Table Grid 1" w:semiHidden="1" w:unhideWhenUsed="1"/>
+    <w:lsdException w:name="Table Grid 2" w:semiHidden="1" w:unhideWhenUsed="1"/>
+    <w:lsdException w:name="Table Grid 3" w:semiHidden="1" w:unhideWhenUsed="1"/>
+    <w:lsdException w:name="Table Grid 4" w:semiHidden="1" w:unhideWhenUsed="1"/>
+    <w:lsdException w:name="Table Grid 5" w:semiHidden="1" w:unhideWhenUsed="1"/>
+    <w:lsdException w:name="Table Grid 6" w:semiHidden="1" w:unhideWhenUsed="1"/>
+    <w:lsdException w:name="Table Grid 7" w:semiHidden="1" w:unhideWhenUsed="1"/>
+    <w:lsdException w:name="Table Grid 8" w:semiHidden="1" w:unhideWhenUsed="1"/>
+    <w:lsdException w:name="Table List 1" w:semiHidden="1" w:unhideWhenUsed="1"/>
+    <w:lsdException w:name="Table List 2" w:semiHidden="1" w:unhideWhenUsed="1"/>
+    <w:lsdException w:name="Table List 3" w:semiHidden="1" w:unhideWhenUsed="1"/>
+    <w:lsdException w:name="Table List 4" w:semiHidden="1" w:unhideWhenUsed="1"/>
+    <w:lsdException w:name="Table List 5" w:semiHidden="1" w:unhideWhenUsed="1"/>
+    <w:lsdException w:name="Table List 6" w:semiHidden="1" w:unhideWhenUsed="1"/>
+    <w:lsdException w:name="Table List 7" w:semiHidden="1" w:unhideWhenUsed="1"/>
+    <w:lsdException w:name="Table List 8" w:semiHidden="1" w:unhideWhenUsed="1"/>
+    <w:lsdException w:name="Table 3D effects 1" w:semiHidden="1" w:unhideWhenUsed="1"/>
+    <w:lsdException w:name="Table 3D effects 2" w:semiHidden="1" w:unhideWhenUsed="1"/>
+    <w:lsdException w:name="Table 3D effects 3" w:semiHidden="1" w:unhideWhenUsed="1"/>
+    <w:lsdException w:name="Table Contemporary" w:semiHidden="1" w:unhideWhenUsed="1"/>
+    <w:lsdException w:name="Table Elegant" w:semiHidden="1" w:unhideWhenUsed="1"/>
+    <w:lsdException w:name="Table Professional" w:semiHidden="1" w:unhideWhenUsed="1"/>
+    <w:lsdException w:name="Table Subtle 1" w:semiHidden="1" w:unhideWhenUsed="1"/>
+    <w:lsdException w:name="Table Subtle 2" w:semiHidden="1" w:unhideWhenUsed="1"/>
+    <w:lsdException w:name="Table Web 1" w:semiHidden="1" w:unhideWhenUsed="1"/>
+    <w:lsdException w:name="Table Web 2" w:semiHidden="1" w:unhideWhenUsed="1"/>
+    <w:lsdException w:name="Table Web 3" w:semiHidden="1" w:unhideWhenUsed="1"/>
+    <w:lsdException w:name="Table Theme" w:semiHidden="1" w:unhideWhenUsed="1"/>
     <w:lsdException w:name="Placeholder Text" w:semiHidden="1" w:uiPriority="99"/>
     <w:lsdException w:name="No Spacing" w:uiPriority="1" w:qFormat="1"/>
     <w:lsdException w:name="Light Shading" w:uiPriority="60"/>
@@ -271,11 +369,15 @@
   </w:style>
   <w:style w:type="character" w:default="1" w:styleId="DefaultParagraphFont">
     <w:name w:val="Default Paragraph Font"/>
+    <w:uiPriority w:val="1"/>
     <w:semiHidden/>
+    <w:unhideWhenUsed/>
   </w:style>
   <w:style w:type="table" w:default="1" w:styleId="TableNormal">
     <w:name w:val="Normal Table"/>
+    <w:uiPriority w:val="99"/>
     <w:semiHidden/>
+    <w:unhideWhenUsed/>
     <w:tblPr>
       <w:tblInd w:w="0" w:type="dxa"/>
       <w:tblCellMar>
@@ -288,7 +390,9 @@
   </w:style>
   <w:style w:type="numbering" w:default="1" w:styleId="NoList">
     <w:name w:val="No List"/>
+    <w:uiPriority w:val="99"/>
     <w:semiHidden/>
+    <w:unhideWhenUsed/>
   </w:style>
 </w:styles>
 </file>
